--- a/content/characters/Alfred-of-Vrey.docx
+++ b/content/characters/Alfred-of-Vrey.docx
@@ -14,31 +14,7 @@
         <w:t>Alfred</w:t>
       </w:r>
       <w:r>
-        <w:t xml:space="preserve"> of Vrey is the </w:t>
-      </w:r>
-      <w:r>
-        <w:t>Crown Prince</w:t>
-      </w:r>
-      <w:r>
-        <w:t xml:space="preserve"> of Vrey Empire during the reign of Emperor Heinrich II of Vrey and </w:t>
-      </w:r>
-      <w:r>
-        <w:t>succeeds Heinrich II after his death</w:t>
-      </w:r>
-      <w:r>
-        <w:t xml:space="preserve">. </w:t>
-      </w:r>
-      <w:r>
-        <w:t>He</w:t>
-      </w:r>
-      <w:r>
-        <w:t xml:space="preserve"> is </w:t>
-      </w:r>
-      <w:r>
-        <w:t>exceptionally tall for</w:t>
-      </w:r>
-      <w:r>
-        <w:t xml:space="preserve"> half-dwarf half-human.</w:t>
+        <w:t xml:space="preserve"> of Vrey is the Crown Prince of Vrey Empire during the reign of Emperor Heinrich II of Vrey and succeeds Heinrich II after his death. He is exceptionally tall for half-dwarf half-human.</w:t>
       </w:r>
     </w:p>
     <w:p>
@@ -59,13 +35,7 @@
         <w:spacing w:before="240" w:after="240"/>
       </w:pPr>
       <w:r>
-        <w:t xml:space="preserve">Prince </w:t>
-      </w:r>
-      <w:r>
-        <w:t>Alfred</w:t>
-      </w:r>
-      <w:r>
-        <w:t xml:space="preserve"> of Vrey (150 Post Sociatem)</w:t>
+        <w:t>Prince Alfred of Vrey (150 Post Sociatem)</w:t>
       </w:r>
     </w:p>
     <w:p>
@@ -134,7 +104,18 @@
         <w:t xml:space="preserve">and </w:t>
       </w:r>
       <w:r>
-        <w:t xml:space="preserve">royal blue eyes. In formal settings </w:t>
+        <w:t xml:space="preserve">royal blue eyes. </w:t>
+      </w:r>
+      <w:r>
+        <w:t>He has trimmed moustache, and his hands are slightly calloused from fencing. He always brings a small notebook.</w:t>
+      </w:r>
+    </w:p>
+    <w:p>
+      <w:pPr>
+        <w:spacing w:before="240" w:after="240"/>
+      </w:pPr>
+      <w:r>
+        <w:t xml:space="preserve">In formal settings </w:t>
       </w:r>
       <w:r>
         <w:t>he</w:t>
@@ -167,22 +148,13 @@
         <w:t xml:space="preserve"> a </w:t>
       </w:r>
       <w:r>
-        <w:t>simple wand and</w:t>
-      </w:r>
-      <w:r>
-        <w:t xml:space="preserve"> wears a ring with </w:t>
+        <w:t xml:space="preserve">simple wand and wears a ring with </w:t>
       </w:r>
       <w:r>
         <w:t>Protection wards</w:t>
       </w:r>
       <w:r>
-        <w:t xml:space="preserve"> at each of h</w:t>
-      </w:r>
-      <w:r>
-        <w:t>is</w:t>
-      </w:r>
-      <w:r>
-        <w:t xml:space="preserve"> fingers</w:t>
+        <w:t xml:space="preserve"> at each of his fingers</w:t>
       </w:r>
       <w:r>
         <w:t>.</w:t>
@@ -239,7 +211,13 @@
         <w:spacing w:before="240" w:after="240"/>
       </w:pPr>
       <w:r>
-        <w:t>He excels in binding, blessings, and hex magic spells.</w:t>
+        <w:t xml:space="preserve">He excels in </w:t>
+      </w:r>
+      <w:r>
+        <w:t xml:space="preserve">movement and defensive </w:t>
+      </w:r>
+      <w:r>
+        <w:t>magic.</w:t>
       </w:r>
     </w:p>
     <w:p>
@@ -267,19 +245,7 @@
         <w:t>Heinrich II of Vrey</w:t>
       </w:r>
       <w:r>
-        <w:t xml:space="preserve">: </w:t>
-      </w:r>
-      <w:r>
-        <w:t xml:space="preserve">Alfred </w:t>
-      </w:r>
-      <w:r>
-        <w:t xml:space="preserve">is Heinrich’s </w:t>
-      </w:r>
-      <w:r>
-        <w:t>son</w:t>
-      </w:r>
-      <w:r>
-        <w:t>.</w:t>
+        <w:t>: Alfred is Heinrich’s son.</w:t>
       </w:r>
     </w:p>
     <w:p>
@@ -306,19 +272,7 @@
         <w:t xml:space="preserve"> of Vrey</w:t>
       </w:r>
       <w:r>
-        <w:t>: Emilia</w:t>
-      </w:r>
-      <w:r>
-        <w:t xml:space="preserve"> is Alfred’s</w:t>
-      </w:r>
-      <w:r>
-        <w:t xml:space="preserve"> </w:t>
-      </w:r>
-      <w:r>
-        <w:t>younger sister</w:t>
-      </w:r>
-      <w:r>
-        <w:t>, and they are very close to each other. Alfred often scolds Emilia for her antics, despite the latter showing no remorse.</w:t>
+        <w:t>: Emilia is Alfred’s younger sister, and they are very close to each other. Alfred often scolds Emilia for her antics, despite the latter showing no remorse.</w:t>
       </w:r>
     </w:p>
     <w:p>
@@ -338,13 +292,7 @@
         <w:t>Leonidas of Hevrion</w:t>
       </w:r>
       <w:r>
-        <w:t xml:space="preserve">: </w:t>
-      </w:r>
-      <w:r>
-        <w:t>Leonidas is Alfred’s uncle</w:t>
-      </w:r>
-      <w:r>
-        <w:t>.</w:t>
+        <w:t>: Leonidas is Alfred’s uncle.</w:t>
       </w:r>
     </w:p>
     <w:p>

--- a/content/characters/Alfred-of-Vrey.docx
+++ b/content/characters/Alfred-of-Vrey.docx
@@ -258,6 +258,9 @@
         <w:spacing w:before="240" w:after="240"/>
       </w:pPr>
       <w:r>
+        <w:t>[</w:t>
+      </w:r>
+      <w:r>
         <w:rPr>
           <w:b/>
           <w:bCs/>
@@ -272,6 +275,9 @@
         <w:t xml:space="preserve"> of Vrey</w:t>
       </w:r>
       <w:r>
+        <w:t>](characters/Emilia-of-Vrey)</w:t>
+      </w:r>
+      <w:r>
         <w:t>: Emilia is Alfred’s younger sister, and they are very close to each other. Alfred often scolds Emilia for her antics, despite the latter showing no remorse.</w:t>
       </w:r>
     </w:p>
@@ -285,6 +291,9 @@
         <w:spacing w:before="240" w:after="240"/>
       </w:pPr>
       <w:r>
+        <w:t>[</w:t>
+      </w:r>
+      <w:r>
         <w:rPr>
           <w:b/>
           <w:bCs/>
@@ -292,7 +301,16 @@
         <w:t>Leonidas of Hevrion</w:t>
       </w:r>
       <w:r>
-        <w:t>: Leonidas is Alfred’s uncle.</w:t>
+        <w:t>](</w:t>
+      </w:r>
+      <w:r>
+        <w:t>characters/</w:t>
+      </w:r>
+      <w:r>
+        <w:t xml:space="preserve">Leonidas-of-Hevrion): </w:t>
+      </w:r>
+      <w:r>
+        <w:t>Leonidas is Alfred’s uncle.</w:t>
       </w:r>
     </w:p>
     <w:p>
@@ -308,15 +326,7 @@
         <w:spacing w:before="240" w:after="240"/>
       </w:pPr>
       <w:r>
-        <w:t xml:space="preserve">Any DM notes, </w:t>
-      </w:r>
-      <w:proofErr w:type="spellStart"/>
-      <w:r>
-        <w:t>statblocks</w:t>
-      </w:r>
-      <w:proofErr w:type="spellEnd"/>
-      <w:r>
-        <w:t>, etc.</w:t>
+        <w:t>Any DM notes, statblocks, etc.</w:t>
       </w:r>
     </w:p>
     <w:p/>
